--- a/deliverables/sports-centered/Sports_Centered_Affiliate_Agreement.docx
+++ b/deliverables/sports-centered/Sports_Centered_Affiliate_Agreement.docx
@@ -286,7 +286,7 @@
     </w:p>
     <w:p>
       <w:r>
-        <w:t>Partner will make truthful, supportable statements and clearly disclose the paid relationship close to each endorsement (for example, “Paid partnership with Kobe’s Betting Hub” or “Ad — I may earn a commission for paid memberships through this link”). Partner will use available platform disclosure tools in addition to, not instead of, a clear disclosure in the content. Partner will not claim or imply guaranteed winnings, risk-free betting, certain profit, insider information, fixed games, or a specific win rate unless KBH has supplied current written substantiation and approved the exact claim.</w:t>
+        <w:t>Partner will make truthful, supportable statements and clearly disclose the paid relationship close to each endorsement (for example, “Paid partnership with Kobe’s Betting Hub” or “Ad — I may earn a commission for paid memberships through this link”). Partner will use available platform disclosure tools in addition to, not instead of, a clear disclosure in the content. Arbitrage monitoring must be described as a beta feature that identifies potential, time-sensitive opportunities and requires members to verify current lines before wagering. Partner will not claim or imply guaranteed winnings, risk-free betting, certain profit, insider information, fixed games, or a specific win rate unless KBH has supplied current written substantiation and approved the exact claim.</w:t>
       </w:r>
     </w:p>
     <w:p>

--- a/deliverables/sports-centered/Sports_Centered_Affiliate_Agreement.docx
+++ b/deliverables/sports-centered/Sports_Centered_Affiliate_Agreement.docx
@@ -506,7 +506,7 @@
           </w:tcPr>
           <w:p>
             <w:r>
-              <w:t>To be issued by KBH; use the exact assigned link/code</w:t>
+              <w:t>https://kobesbettinghub.com/join?ref=KBC-EA1532FF19</w:t>
             </w:r>
           </w:p>
         </w:tc>
